--- a/Personal Cover letter- Kandula Kranthi Kumar.docx
+++ b/Personal Cover letter- Kandula Kranthi Kumar.docx
@@ -58,38 +58,43 @@
           <w:bCs/>
         </w:rPr>
       </w:pPr>
-      <w:r>
-        <w:rPr>
-          <w:b w:val="0"/>
-          <w:bCs/>
-        </w:rPr>
-        <w:t>Consulate General of Japan,</w:t>
-      </w:r>
-    </w:p>
-    <w:p>
-      <w:pPr>
-        <w:jc w:val="both"/>
-        <w:rPr>
-          <w:b w:val="0"/>
-          <w:bCs/>
-        </w:rPr>
-      </w:pPr>
-      <w:r>
-        <w:rPr>
-          <w:b w:val="0"/>
-          <w:bCs/>
-        </w:rPr>
-        <w:t>Chennai, India.</w:t>
-      </w:r>
-    </w:p>
-    <w:p>
-      <w:pPr>
-        <w:jc w:val="both"/>
-        <w:rPr>
-          <w:b w:val="0"/>
-          <w:bCs/>
-        </w:rPr>
-      </w:pPr>
+      <w:bookmarkStart w:id="0" w:name="_GoBack"/>
+      <w:bookmarkEnd w:id="0"/>
+      <w:r>
+        <w:rPr>
+          <w:b w:val="0"/>
+          <w:bCs/>
+        </w:rPr>
+        <w:t>Consulate-General of Japan</w:t>
+      </w:r>
+      <w:r>
+        <w:rPr>
+          <w:b w:val="0"/>
+          <w:bCs/>
+        </w:rPr>
+        <w:br w:type="textWrapping"/>
+      </w:r>
+      <w:r>
+        <w:rPr>
+          <w:b w:val="0"/>
+          <w:bCs/>
+        </w:rPr>
+        <w:t>Through VFS Global, Hyderabad</w:t>
+      </w:r>
+      <w:r>
+        <w:rPr>
+          <w:b w:val="0"/>
+          <w:bCs/>
+        </w:rPr>
+        <w:br w:type="textWrapping"/>
+      </w:r>
+      <w:r>
+        <w:rPr>
+          <w:b w:val="0"/>
+          <w:bCs/>
+        </w:rPr>
+        <w:t>India</w:t>
+      </w:r>
     </w:p>
     <w:p>
       <w:pPr>
@@ -386,8 +391,6 @@
         </w:rPr>
         <w:t>Rangareddy ,Telagana,Pin 500070.</w:t>
       </w:r>
-      <w:bookmarkStart w:id="0" w:name="_GoBack"/>
-      <w:bookmarkEnd w:id="0"/>
     </w:p>
     <w:p>
       <w:pPr>
@@ -487,7 +490,7 @@
   <w:docDefaults>
     <w:rPrDefault>
       <w:rPr>
-        <w:rFonts w:ascii="KareliaWeb Regular" w:hAnsi="KareliaWeb Regular" w:eastAsiaTheme="minorHAnsi" w:cstheme="minorBidi"/>
+        <w:rFonts w:ascii="Times New Roman" w:hAnsi="Times New Roman" w:eastAsia="SimSun" w:cs="Times New Roman"/>
       </w:rPr>
     </w:rPrDefault>
     <w:pPrDefault/>
@@ -558,7 +561,7 @@
     <w:lsdException w:qFormat="1" w:unhideWhenUsed="0" w:uiPriority="10" w:semiHidden="0" w:name="Title"/>
     <w:lsdException w:uiPriority="99" w:name="Closing"/>
     <w:lsdException w:uiPriority="99" w:name="Signature"/>
-    <w:lsdException w:uiPriority="1" w:name="Default Paragraph Font"/>
+    <w:lsdException w:qFormat="1" w:uiPriority="1" w:name="Default Paragraph Font"/>
     <w:lsdException w:uiPriority="99" w:name="Body Text"/>
     <w:lsdException w:uiPriority="99" w:name="Body Text Indent"/>
     <w:lsdException w:uiPriority="99" w:name="List Continue"/>
@@ -585,7 +588,7 @@
     <w:lsdException w:uiPriority="99" w:name="Document Map"/>
     <w:lsdException w:uiPriority="99" w:name="Plain Text"/>
     <w:lsdException w:uiPriority="99" w:name="E-mail Signature"/>
-    <w:lsdException w:uiPriority="99" w:name="Normal (Web)"/>
+    <w:lsdException w:qFormat="1" w:uiPriority="99" w:name="Normal (Web)"/>
     <w:lsdException w:uiPriority="99" w:name="HTML Acronym"/>
     <w:lsdException w:uiPriority="99" w:name="HTML Address"/>
     <w:lsdException w:uiPriority="99" w:name="HTML Cite"/>
@@ -596,7 +599,7 @@
     <w:lsdException w:uiPriority="99" w:name="HTML Sample"/>
     <w:lsdException w:uiPriority="99" w:name="HTML Typewriter"/>
     <w:lsdException w:uiPriority="99" w:name="HTML Variable"/>
-    <w:lsdException w:uiPriority="99" w:name="Normal Table"/>
+    <w:lsdException w:qFormat="1" w:uiPriority="99" w:name="Normal Table"/>
     <w:lsdException w:uiPriority="99" w:name="annotation subject"/>
     <w:lsdException w:uiPriority="99" w:name="Table Simple 1"/>
     <w:lsdException w:uiPriority="99" w:name="Table Simple 2"/>
@@ -988,12 +991,14 @@
     <w:name w:val="Default Paragraph Font"/>
     <w:semiHidden/>
     <w:unhideWhenUsed/>
+    <w:qFormat/>
     <w:uiPriority w:val="1"/>
   </w:style>
   <w:style w:type="table" w:default="1" w:styleId="12">
     <w:name w:val="Normal Table"/>
     <w:semiHidden/>
     <w:unhideWhenUsed/>
+    <w:qFormat/>
     <w:uiPriority w:val="99"/>
     <w:tblPr>
       <w:tblCellMar>
@@ -1009,6 +1014,7 @@
     <w:basedOn w:val="1"/>
     <w:semiHidden/>
     <w:unhideWhenUsed/>
+    <w:qFormat/>
     <w:uiPriority w:val="99"/>
     <w:rPr>
       <w:rFonts w:ascii="Times New Roman" w:hAnsi="Times New Roman" w:cs="Times New Roman"/>
@@ -1062,6 +1068,7 @@
     <w:name w:val="Heading 1 Char"/>
     <w:basedOn w:val="11"/>
     <w:link w:val="2"/>
+    <w:qFormat/>
     <w:uiPriority w:val="9"/>
     <w:rPr>
       <w:rFonts w:asciiTheme="majorHAnsi" w:hAnsiTheme="majorHAnsi" w:eastAsiaTheme="majorEastAsia" w:cstheme="majorBidi"/>
@@ -1088,6 +1095,7 @@
     <w:basedOn w:val="11"/>
     <w:link w:val="4"/>
     <w:semiHidden/>
+    <w:qFormat/>
     <w:uiPriority w:val="9"/>
     <w:rPr>
       <w:rFonts w:asciiTheme="minorHAnsi" w:hAnsiTheme="minorHAnsi" w:eastAsiaTheme="majorEastAsia" w:cstheme="majorBidi"/>
@@ -1101,6 +1109,7 @@
     <w:basedOn w:val="11"/>
     <w:link w:val="5"/>
     <w:semiHidden/>
+    <w:qFormat/>
     <w:uiPriority w:val="9"/>
     <w:rPr>
       <w:rFonts w:asciiTheme="minorHAnsi" w:hAnsiTheme="minorHAnsi" w:eastAsiaTheme="majorEastAsia" w:cstheme="majorBidi"/>
@@ -1114,6 +1123,7 @@
     <w:basedOn w:val="11"/>
     <w:link w:val="6"/>
     <w:semiHidden/>
+    <w:qFormat/>
     <w:uiPriority w:val="9"/>
     <w:rPr>
       <w:rFonts w:asciiTheme="minorHAnsi" w:hAnsiTheme="minorHAnsi" w:eastAsiaTheme="majorEastAsia" w:cstheme="majorBidi"/>
@@ -1125,6 +1135,7 @@
     <w:basedOn w:val="11"/>
     <w:link w:val="7"/>
     <w:semiHidden/>
+    <w:qFormat/>
     <w:uiPriority w:val="9"/>
     <w:rPr>
       <w:rFonts w:asciiTheme="minorHAnsi" w:hAnsiTheme="minorHAnsi" w:eastAsiaTheme="majorEastAsia" w:cstheme="majorBidi"/>
@@ -1146,6 +1157,7 @@
     <w:basedOn w:val="11"/>
     <w:link w:val="8"/>
     <w:semiHidden/>
+    <w:qFormat/>
     <w:uiPriority w:val="9"/>
     <w:rPr>
       <w:rFonts w:asciiTheme="minorHAnsi" w:hAnsiTheme="minorHAnsi" w:eastAsiaTheme="majorEastAsia" w:cstheme="majorBidi"/>
@@ -1165,6 +1177,7 @@
     <w:basedOn w:val="11"/>
     <w:link w:val="9"/>
     <w:semiHidden/>
+    <w:qFormat/>
     <w:uiPriority w:val="9"/>
     <w:rPr>
       <w:rFonts w:asciiTheme="minorHAnsi" w:hAnsiTheme="minorHAnsi" w:eastAsiaTheme="majorEastAsia" w:cstheme="majorBidi"/>
@@ -1186,6 +1199,7 @@
     <w:basedOn w:val="11"/>
     <w:link w:val="10"/>
     <w:semiHidden/>
+    <w:qFormat/>
     <w:uiPriority w:val="9"/>
     <w:rPr>
       <w:rFonts w:asciiTheme="minorHAnsi" w:hAnsiTheme="minorHAnsi" w:eastAsiaTheme="majorEastAsia" w:cstheme="majorBidi"/>
@@ -1204,6 +1218,7 @@
     <w:name w:val="Title Char"/>
     <w:basedOn w:val="11"/>
     <w:link w:val="15"/>
+    <w:qFormat/>
     <w:uiPriority w:val="10"/>
     <w:rPr>
       <w:rFonts w:asciiTheme="majorHAnsi" w:hAnsiTheme="majorHAnsi" w:eastAsiaTheme="majorEastAsia" w:cstheme="majorBidi"/>
@@ -1217,6 +1232,7 @@
     <w:name w:val="Subtitle Char"/>
     <w:basedOn w:val="11"/>
     <w:link w:val="14"/>
+    <w:qFormat/>
     <w:uiPriority w:val="11"/>
     <w:rPr>
       <w:rFonts w:asciiTheme="minorHAnsi" w:hAnsiTheme="minorHAnsi" w:eastAsiaTheme="majorEastAsia" w:cstheme="majorBidi"/>
@@ -1263,6 +1279,7 @@
     <w:name w:val="Quote Char"/>
     <w:basedOn w:val="11"/>
     <w:link w:val="27"/>
+    <w:qFormat/>
     <w:uiPriority w:val="29"/>
     <w:rPr>
       <w:i/>
@@ -1325,6 +1342,7 @@
     <w:name w:val="Intense Quote Char"/>
     <w:basedOn w:val="11"/>
     <w:link w:val="31"/>
+    <w:qFormat/>
     <w:uiPriority w:val="30"/>
     <w:rPr>
       <w:i/>

--- a/Personal Cover letter- Kandula Kranthi Kumar.docx
+++ b/Personal Cover letter- Kandula Kranthi Kumar.docx
@@ -36,65 +36,116 @@
     </w:p>
     <w:p>
       <w:pPr>
-        <w:jc w:val="both"/>
-        <w:rPr>
-          <w:b w:val="0"/>
-          <w:bCs/>
-        </w:rPr>
-      </w:pPr>
-      <w:r>
-        <w:rPr>
-          <w:b w:val="0"/>
-          <w:bCs/>
+        <w:pStyle w:val="13"/>
+        <w:keepNext w:val="0"/>
+        <w:keepLines w:val="0"/>
+        <w:widowControl/>
+        <w:suppressLineNumbers w:val="0"/>
+        <w:spacing w:beforeAutospacing="1"/>
+        <w:ind w:left="0" w:firstLine="0"/>
+        <w:rPr>
+          <w:rFonts w:hint="default" w:ascii="KareliaWeb Regular" w:hAnsi="KareliaWeb Regular" w:eastAsiaTheme="minorHAnsi" w:cstheme="minorBidi"/>
+          <w:b w:val="0"/>
+          <w:bCs/>
+          <w:kern w:val="2"/>
+          <w:sz w:val="22"/>
+          <w:szCs w:val="22"/>
+          <w:lang w:val="en-IN" w:eastAsia="en-US" w:bidi="ar-SA"/>
+          <w14:ligatures w14:val="standardContextual"/>
+        </w:rPr>
+      </w:pPr>
+      <w:r>
+        <w:rPr>
+          <w:rFonts w:hint="default" w:ascii="KareliaWeb Regular" w:hAnsi="KareliaWeb Regular" w:eastAsiaTheme="minorHAnsi" w:cstheme="minorBidi"/>
+          <w:b w:val="0"/>
+          <w:bCs/>
+          <w:kern w:val="2"/>
+          <w:sz w:val="22"/>
+          <w:szCs w:val="22"/>
+          <w:lang w:val="en-IN" w:eastAsia="en-US" w:bidi="ar-SA"/>
+          <w14:ligatures w14:val="standardContextual"/>
         </w:rPr>
         <w:t>The Visa Officer,</w:t>
       </w:r>
     </w:p>
     <w:p>
       <w:pPr>
-        <w:jc w:val="both"/>
-        <w:rPr>
-          <w:b w:val="0"/>
-          <w:bCs/>
-        </w:rPr>
-      </w:pPr>
+        <w:pStyle w:val="13"/>
+        <w:keepNext w:val="0"/>
+        <w:keepLines w:val="0"/>
+        <w:widowControl/>
+        <w:suppressLineNumbers w:val="0"/>
+        <w:spacing w:beforeAutospacing="1"/>
+        <w:ind w:left="0" w:firstLine="0"/>
+        <w:rPr>
+          <w:rFonts w:hint="default" w:ascii="KareliaWeb Regular" w:hAnsi="KareliaWeb Regular" w:eastAsiaTheme="minorHAnsi" w:cstheme="minorBidi"/>
+          <w:b w:val="0"/>
+          <w:bCs/>
+          <w:kern w:val="2"/>
+          <w:sz w:val="22"/>
+          <w:szCs w:val="22"/>
+          <w:lang w:val="en-IN" w:eastAsia="en-US" w:bidi="ar-SA"/>
+          <w14:ligatures w14:val="standardContextual"/>
+        </w:rPr>
+      </w:pPr>
+      <w:r>
+        <w:rPr>
+          <w:rFonts w:hint="default" w:ascii="KareliaWeb Regular" w:hAnsi="KareliaWeb Regular" w:eastAsiaTheme="minorHAnsi" w:cstheme="minorBidi"/>
+          <w:b w:val="0"/>
+          <w:bCs/>
+          <w:kern w:val="2"/>
+          <w:sz w:val="22"/>
+          <w:szCs w:val="22"/>
+          <w:lang w:val="en-IN" w:eastAsia="en-US" w:bidi="ar-SA"/>
+          <w14:ligatures w14:val="standardContextual"/>
+        </w:rPr>
+        <w:t>Consulate General of Japan,</w:t>
+      </w:r>
+    </w:p>
+    <w:p>
+      <w:pPr>
+        <w:pStyle w:val="13"/>
+        <w:keepNext w:val="0"/>
+        <w:keepLines w:val="0"/>
+        <w:widowControl/>
+        <w:suppressLineNumbers w:val="0"/>
+        <w:spacing w:beforeAutospacing="1"/>
+        <w:ind w:left="0" w:firstLine="0"/>
+        <w:rPr>
+          <w:rFonts w:hint="default" w:ascii="KareliaWeb Regular" w:hAnsi="KareliaWeb Regular" w:eastAsiaTheme="minorHAnsi" w:cstheme="minorBidi"/>
+          <w:b w:val="0"/>
+          <w:bCs/>
+          <w:kern w:val="2"/>
+          <w:sz w:val="22"/>
+          <w:szCs w:val="22"/>
+          <w:lang w:val="en-IN" w:eastAsia="en-US" w:bidi="ar-SA"/>
+          <w14:ligatures w14:val="standardContextual"/>
+        </w:rPr>
+      </w:pPr>
+      <w:r>
+        <w:rPr>
+          <w:rFonts w:hint="default" w:ascii="KareliaWeb Regular" w:hAnsi="KareliaWeb Regular" w:eastAsiaTheme="minorHAnsi" w:cstheme="minorBidi"/>
+          <w:b w:val="0"/>
+          <w:bCs/>
+          <w:kern w:val="2"/>
+          <w:sz w:val="22"/>
+          <w:szCs w:val="22"/>
+          <w:lang w:val="en-IN" w:eastAsia="en-US" w:bidi="ar-SA"/>
+          <w14:ligatures w14:val="standardContextual"/>
+        </w:rPr>
+        <w:t>Chennai, India.</w:t>
+      </w:r>
       <w:bookmarkStart w:id="0" w:name="_GoBack"/>
       <w:bookmarkEnd w:id="0"/>
-      <w:r>
-        <w:rPr>
-          <w:b w:val="0"/>
-          <w:bCs/>
-        </w:rPr>
-        <w:t>Consulate-General of Japan</w:t>
-      </w:r>
-      <w:r>
-        <w:rPr>
-          <w:b w:val="0"/>
-          <w:bCs/>
-        </w:rPr>
-        <w:br w:type="textWrapping"/>
-      </w:r>
-      <w:r>
-        <w:rPr>
-          <w:b w:val="0"/>
-          <w:bCs/>
-        </w:rPr>
-        <w:t>Through VFS Global, Hyderabad</w:t>
-      </w:r>
-      <w:r>
-        <w:rPr>
-          <w:b w:val="0"/>
-          <w:bCs/>
-        </w:rPr>
-        <w:br w:type="textWrapping"/>
-      </w:r>
-      <w:r>
-        <w:rPr>
-          <w:b w:val="0"/>
-          <w:bCs/>
-        </w:rPr>
-        <w:t>India</w:t>
-      </w:r>
+    </w:p>
+    <w:p>
+      <w:pPr>
+        <w:jc w:val="both"/>
+        <w:rPr>
+          <w:b w:val="0"/>
+          <w:bCs/>
+        </w:rPr>
+      </w:pPr>
     </w:p>
     <w:p>
       <w:pPr>
@@ -1082,6 +1133,7 @@
     <w:basedOn w:val="11"/>
     <w:link w:val="3"/>
     <w:semiHidden/>
+    <w:qFormat/>
     <w:uiPriority w:val="9"/>
     <w:rPr>
       <w:rFonts w:asciiTheme="majorHAnsi" w:hAnsiTheme="majorHAnsi" w:eastAsiaTheme="majorEastAsia" w:cstheme="majorBidi"/>
